--- a/docs/neurone_fai_zone_module.docx
+++ b/docs/neurone_fai_zone_module.docx
@@ -5575,6 +5575,12 @@
                 <w:b/>
                 <w:sz w:val="16"/>
               </w:rPr>
+            </w:r>
+            <w:r>
+              <w:rPr>
+                <w:b/>
+                <w:sz w:val="16"/>
+              </w:rPr>
               <w:t>FAI-A01</w:t>
             </w:r>
           </w:p>
@@ -5589,7 +5595,13 @@
               <w:rPr>
                 <w:sz w:val="16"/>
               </w:rPr>
-              <w:t>[BLOCKING] Zone 1 (frontal left — Fp1/F3): CMM measurement of LED array centroid position vs. shell datum</w:t>
+            </w:r>
+            <w:r>
+              <w:rPr>
+                <w:b w:val="0"/>
+                <w:sz w:val="16"/>
+              </w:rPr>
+              <w:t>[BLOCKING, PENDING REG-1] T1-B (EEG-carrying) module CMM measurement at the socket assigned to 10-20 site Fp1/Fp2 (single shared socket — Fp row holds one tile, REG-1 open item)</w:t>
             </w:r>
           </w:p>
         </w:tc>
@@ -5603,6 +5615,12 @@
               <w:rPr>
                 <w:sz w:val="16"/>
               </w:rPr>
+            </w:r>
+            <w:r>
+              <w:rPr>
+                <w:b w:val="0"/>
+                <w:sz w:val="16"/>
+              </w:rPr>
               <w:t>CMM / optical profilometer</w:t>
             </w:r>
           </w:p>
@@ -5617,7 +5635,13 @@
               <w:rPr>
                 <w:sz w:val="16"/>
               </w:rPr>
-              <w:t>LED array centroid within ±0.3 mm of nominal Fp1/F3 target position in X and Y</w:t>
+            </w:r>
+            <w:r>
+              <w:rPr>
+                <w:b w:val="0"/>
+                <w:sz w:val="16"/>
+              </w:rPr>
+              <w:t>LED/electrode centroid within ±0.3 mm of the socket's nominal 10-20 target position — socket assignment per docs/np_hex_zm_001.md §3.2/§4a, PROVISIONAL pending gate REG-1</w:t>
             </w:r>
           </w:p>
         </w:tc>
@@ -5660,6 +5684,12 @@
                 <w:b/>
                 <w:sz w:val="16"/>
               </w:rPr>
+            </w:r>
+            <w:r>
+              <w:rPr>
+                <w:b/>
+                <w:sz w:val="16"/>
+              </w:rPr>
               <w:t>FAI-A02</w:t>
             </w:r>
           </w:p>
@@ -5674,7 +5704,13 @@
               <w:rPr>
                 <w:sz w:val="16"/>
               </w:rPr>
-              <w:t>[BLOCKING] Zone 2 (frontal right — Fp2/F4): CMM measurement</w:t>
+            </w:r>
+            <w:r>
+              <w:rPr>
+                <w:b w:val="0"/>
+                <w:sz w:val="16"/>
+              </w:rPr>
+              <w:t>[BLOCKING, PENDING REG-1] T1-B (EEG-carrying) module CMM measurement at the socket assigned to 10-20 site F3/F4</w:t>
             </w:r>
           </w:p>
         </w:tc>
@@ -5688,7 +5724,13 @@
               <w:rPr>
                 <w:sz w:val="16"/>
               </w:rPr>
-              <w:t>CMM</w:t>
+            </w:r>
+            <w:r>
+              <w:rPr>
+                <w:b w:val="0"/>
+                <w:sz w:val="16"/>
+              </w:rPr>
+              <w:t>CMM / optical profilometer</w:t>
             </w:r>
           </w:p>
         </w:tc>
@@ -5702,7 +5744,13 @@
               <w:rPr>
                 <w:sz w:val="16"/>
               </w:rPr>
-              <w:t>Within ±0.3 mm of nominal Fp2/F4 target</w:t>
+            </w:r>
+            <w:r>
+              <w:rPr>
+                <w:b w:val="0"/>
+                <w:sz w:val="16"/>
+              </w:rPr>
+              <w:t>LED/electrode centroid within ±0.3 mm of the socket's nominal 10-20 target position — socket assignment per docs/np_hex_zm_001.md §3.2/§4a, PROVISIONAL pending gate REG-1</w:t>
             </w:r>
           </w:p>
         </w:tc>
@@ -5745,6 +5793,12 @@
                 <w:b/>
                 <w:sz w:val="16"/>
               </w:rPr>
+            </w:r>
+            <w:r>
+              <w:rPr>
+                <w:b/>
+                <w:sz w:val="16"/>
+              </w:rPr>
               <w:t>FAI-A03</w:t>
             </w:r>
           </w:p>
@@ -5759,7 +5813,13 @@
               <w:rPr>
                 <w:sz w:val="16"/>
               </w:rPr>
-              <w:t>[BLOCKING] Zone 3 (central left — C3): CMM measurement</w:t>
+            </w:r>
+            <w:r>
+              <w:rPr>
+                <w:b w:val="0"/>
+                <w:sz w:val="16"/>
+              </w:rPr>
+              <w:t>[BLOCKING, PENDING REG-1] T1-B (EEG-carrying) module CMM measurement at the socket assigned to 10-20 site C3/C4</w:t>
             </w:r>
           </w:p>
         </w:tc>
@@ -5773,7 +5833,13 @@
               <w:rPr>
                 <w:sz w:val="16"/>
               </w:rPr>
-              <w:t>CMM</w:t>
+            </w:r>
+            <w:r>
+              <w:rPr>
+                <w:b w:val="0"/>
+                <w:sz w:val="16"/>
+              </w:rPr>
+              <w:t>CMM / optical profilometer</w:t>
             </w:r>
           </w:p>
         </w:tc>
@@ -5787,7 +5853,13 @@
               <w:rPr>
                 <w:sz w:val="16"/>
               </w:rPr>
-              <w:t>Within ±0.3 mm of nominal C3 target</w:t>
+            </w:r>
+            <w:r>
+              <w:rPr>
+                <w:b w:val="0"/>
+                <w:sz w:val="16"/>
+              </w:rPr>
+              <w:t>LED/electrode centroid within ±0.3 mm of the socket's nominal 10-20 target position — socket assignment per docs/np_hex_zm_001.md §3.2/§4a, PROVISIONAL pending gate REG-1</w:t>
             </w:r>
           </w:p>
         </w:tc>
@@ -5830,6 +5902,12 @@
                 <w:b/>
                 <w:sz w:val="16"/>
               </w:rPr>
+            </w:r>
+            <w:r>
+              <w:rPr>
+                <w:b/>
+                <w:sz w:val="16"/>
+              </w:rPr>
               <w:t>FAI-A04</w:t>
             </w:r>
           </w:p>
@@ -5844,7 +5922,13 @@
               <w:rPr>
                 <w:sz w:val="16"/>
               </w:rPr>
-              <w:t>[BLOCKING] Zone 4 (central right — C4): CMM measurement</w:t>
+            </w:r>
+            <w:r>
+              <w:rPr>
+                <w:b w:val="0"/>
+                <w:sz w:val="16"/>
+              </w:rPr>
+              <w:t>[BLOCKING, PENDING REG-1] T1-B (EEG-carrying) module CMM measurement at the socket assigned to 10-20 site P3/P4</w:t>
             </w:r>
           </w:p>
         </w:tc>
@@ -5858,7 +5942,13 @@
               <w:rPr>
                 <w:sz w:val="16"/>
               </w:rPr>
-              <w:t>CMM</w:t>
+            </w:r>
+            <w:r>
+              <w:rPr>
+                <w:b w:val="0"/>
+                <w:sz w:val="16"/>
+              </w:rPr>
+              <w:t>CMM / optical profilometer</w:t>
             </w:r>
           </w:p>
         </w:tc>
@@ -5872,7 +5962,13 @@
               <w:rPr>
                 <w:sz w:val="16"/>
               </w:rPr>
-              <w:t>Within ±0.3 mm of nominal C4 target</w:t>
+            </w:r>
+            <w:r>
+              <w:rPr>
+                <w:b w:val="0"/>
+                <w:sz w:val="16"/>
+              </w:rPr>
+              <w:t>LED/electrode centroid within ±0.3 mm of the socket's nominal 10-20 target position — socket assignment per docs/np_hex_zm_001.md §3.2/§4a, PROVISIONAL pending gate REG-1</w:t>
             </w:r>
           </w:p>
         </w:tc>
@@ -5915,6 +6011,12 @@
                 <w:b/>
                 <w:sz w:val="16"/>
               </w:rPr>
+            </w:r>
+            <w:r>
+              <w:rPr>
+                <w:b/>
+                <w:sz w:val="16"/>
+              </w:rPr>
               <w:t>FAI-A05</w:t>
             </w:r>
           </w:p>
@@ -5929,7 +6031,13 @@
               <w:rPr>
                 <w:sz w:val="16"/>
               </w:rPr>
-              <w:t>[BLOCKING] Zone 5 (parietal — P3/P4): CMM measurement</w:t>
+            </w:r>
+            <w:r>
+              <w:rPr>
+                <w:b w:val="0"/>
+                <w:sz w:val="16"/>
+              </w:rPr>
+              <w:t>[BLOCKING, PENDING REG-1] T1-B module CMM measurement at the socket assigned to Oz (required for the photoparoxysmal visual-stim safety interlock, docs/np_hex_zm_001.md §4a)</w:t>
             </w:r>
           </w:p>
         </w:tc>
@@ -5943,7 +6051,13 @@
               <w:rPr>
                 <w:sz w:val="16"/>
               </w:rPr>
-              <w:t>CMM</w:t>
+            </w:r>
+            <w:r>
+              <w:rPr>
+                <w:b w:val="0"/>
+                <w:sz w:val="16"/>
+              </w:rPr>
+              <w:t>CMM / optical profilometer</w:t>
             </w:r>
           </w:p>
         </w:tc>
@@ -5957,7 +6071,13 @@
               <w:rPr>
                 <w:sz w:val="16"/>
               </w:rPr>
-              <w:t>Within ±0.3 mm of nominal P3/P4 target</w:t>
+            </w:r>
+            <w:r>
+              <w:rPr>
+                <w:b w:val="0"/>
+                <w:sz w:val="16"/>
+              </w:rPr>
+              <w:t>Electrode centroid within ±0.3 mm of the Oz socket's nominal target position — PROVISIONAL pending gate REG-1</w:t>
             </w:r>
           </w:p>
         </w:tc>
@@ -6000,6 +6120,12 @@
                 <w:b/>
                 <w:sz w:val="16"/>
               </w:rPr>
+            </w:r>
+            <w:r>
+              <w:rPr>
+                <w:b/>
+                <w:sz w:val="16"/>
+              </w:rPr>
               <w:t>FAI-A06</w:t>
             </w:r>
           </w:p>
@@ -6014,7 +6140,13 @@
               <w:rPr>
                 <w:sz w:val="16"/>
               </w:rPr>
-              <w:t>Zone-to-zone relative position: confirm inter-zone spacing matches 10-20 system inter-electrode distances</w:t>
+            </w:r>
+            <w:r>
+              <w:rPr>
+                <w:b w:val="0"/>
+                <w:sz w:val="16"/>
+              </w:rPr>
+              <w:t>Inter-electrode spacing: confirm T1-B socket positions match 10-20 system inter-electrode distances</w:t>
             </w:r>
           </w:p>
         </w:tc>
@@ -6028,7 +6160,13 @@
               <w:rPr>
                 <w:sz w:val="16"/>
               </w:rPr>
-              <w:t>CMM / derived from A01–A05 measurements</w:t>
+            </w:r>
+            <w:r>
+              <w:rPr>
+                <w:b w:val="0"/>
+                <w:sz w:val="16"/>
+              </w:rPr>
+              <w:t>CMM / derived from A01-A05 measurements</w:t>
             </w:r>
           </w:p>
         </w:tc>
@@ -6042,7 +6180,13 @@
               <w:rPr>
                 <w:sz w:val="16"/>
               </w:rPr>
-              <w:t>All inter-zone distances within ±0.5 mm of 10-20 system nominal</w:t>
+            </w:r>
+            <w:r>
+              <w:rPr>
+                <w:b w:val="0"/>
+                <w:sz w:val="16"/>
+              </w:rPr>
+              <w:t>All inter-electrode distances within ±0.5 mm of 10-20 system nominal — PROVISIONAL pending gate REG-1</w:t>
             </w:r>
           </w:p>
         </w:tc>
@@ -6099,7 +6243,13 @@
               <w:rPr>
                 <w:sz w:val="16"/>
               </w:rPr>
-              <w:t>Zone module stiffener datum features (reference holes or edges): verify present and within ±0.1 mm of nominal</w:t>
+            </w:r>
+            <w:r>
+              <w:rPr>
+                <w:b w:val="0"/>
+                <w:sz w:val="16"/>
+              </w:rPr>
+              <w:t>Hex-tile module stiffener datum features (reference holes or edges): verify present and within ±0.1 mm of nominal</w:t>
             </w:r>
           </w:p>
         </w:tc>
@@ -6184,7 +6334,13 @@
               <w:rPr>
                 <w:sz w:val="16"/>
               </w:rPr>
-              <w:t>Zone module re-insertion repeatability: remove and re-insert each zone module 3×; re-measure CMM position</w:t>
+            </w:r>
+            <w:r>
+              <w:rPr>
+                <w:b w:val="0"/>
+                <w:sz w:val="16"/>
+              </w:rPr>
+              <w:t>Hex-tile module re-insertion repeatability: remove and re-insert each hex-tile module 3×; re-measure CMM position</w:t>
             </w:r>
           </w:p>
         </w:tc>
@@ -6254,7 +6410,13 @@
               <w:rPr>
                 <w:sz w:val="16"/>
               </w:rPr>
-              <w:t xml:space="preserve">FAI-A09</w:t>
+            </w:r>
+            <w:r>
+              <w:rPr>
+                <w:b/>
+                <w:sz w:val="16"/>
+              </w:rPr>
+              <w:t>FAI-A09</w:t>
             </w:r>
           </w:p>
         </w:tc>
@@ -6268,7 +6430,13 @@
               <w:rPr>
                 <w:sz w:val="16"/>
               </w:rPr>
-              <w:t xml:space="preserve">Zone module tactile identification: verify raised numeral (1–5) and braille zone abbreviation are present and readable on all 5 zone module bodies</w:t>
+            </w:r>
+            <w:r>
+              <w:rPr>
+                <w:b w:val="0"/>
+                <w:sz w:val="16"/>
+              </w:rPr>
+              <w:t>Universal orientation key verification: attempt to insert a hex-tile module rotated 60°/120°/180°/240°/300° from correct orientation into a socket</w:t>
             </w:r>
           </w:p>
         </w:tc>
@@ -6282,7 +6450,13 @@
               <w:rPr>
                 <w:sz w:val="16"/>
               </w:rPr>
-              <w:t xml:space="preserve">Physical inspection; finger-reading test by 3 test subjects with eyes closed</w:t>
+            </w:r>
+            <w:r>
+              <w:rPr>
+                <w:b w:val="0"/>
+                <w:sz w:val="16"/>
+              </w:rPr>
+              <w:t>Physical manual test — 5 wrong-orientation attempts per sampled socket</w:t>
             </w:r>
           </w:p>
         </w:tc>
@@ -6296,7 +6470,13 @@
               <w:rPr>
                 <w:sz w:val="16"/>
               </w:rPr>
-              <w:t xml:space="preserve">Numeral present on all 5 modules; braille readable by each test subject (confirmed match to zone position). Any absent or unreadable → reject.</w:t>
+            </w:r>
+            <w:r>
+              <w:rPr>
+                <w:b w:val="0"/>
+                <w:sz w:val="16"/>
+              </w:rPr>
+              <w:t>Zero incorrect-orientation insertions possible at any of the 5 rotations. Key geometry alone (no vision, no reading, no firmware) must stop the attempt before electrical contact — verifies the blind-safe claim in docs/np_hex_zm_001.md §4a.</w:t>
             </w:r>
           </w:p>
         </w:tc>
@@ -6340,7 +6520,13 @@
               <w:rPr>
                 <w:sz w:val="16"/>
               </w:rPr>
-              <w:t xml:space="preserve">FAI-A10</w:t>
+            </w:r>
+            <w:r>
+              <w:rPr>
+                <w:b/>
+                <w:sz w:val="16"/>
+              </w:rPr>
+              <w:t>FAI-A10</w:t>
             </w:r>
           </w:p>
         </w:tc>
@@ -6354,7 +6540,13 @@
               <w:rPr>
                 <w:sz w:val="16"/>
               </w:rPr>
-              <w:t xml:space="preserve">Shell tactile dot patterns: verify N raised dots adjacent to each zone slot for zones 1–5; confirm pattern is finger-findable from the slot edge</w:t>
+            </w:r>
+            <w:r>
+              <w:rPr>
+                <w:b w:val="0"/>
+                <w:sz w:val="16"/>
+              </w:rPr>
+              <w:t>Correct-orientation insertion: confirm a module in the correct orientation seats fully and makes electrical contact on the first attempt</w:t>
             </w:r>
           </w:p>
         </w:tc>
@@ -6368,7 +6560,13 @@
               <w:rPr>
                 <w:sz w:val="16"/>
               </w:rPr>
-              <w:t xml:space="preserve">Physical inspection; blind-condition finger test by 3 test subjects</w:t>
+            </w:r>
+            <w:r>
+              <w:rPr>
+                <w:b w:val="0"/>
+                <w:sz w:val="16"/>
+              </w:rPr>
+              <w:t>Physical manual test, sampled sockets</w:t>
             </w:r>
           </w:p>
         </w:tc>
@@ -6382,7 +6580,13 @@
               <w:rPr>
                 <w:sz w:val="16"/>
               </w:rPr>
-              <w:t xml:space="preserve">Correct dot count at each slot; dots reachable within 5 s by test subjects without visual reference</w:t>
+            </w:r>
+            <w:r>
+              <w:rPr>
+                <w:b w:val="0"/>
+                <w:sz w:val="16"/>
+              </w:rPr>
+              <w:t>Full seating and contact confirmed on first attempt at every sampled socket. No false resistance at correct orientation.</w:t>
             </w:r>
           </w:p>
         </w:tc>
@@ -6426,7 +6630,13 @@
               <w:rPr>
                 <w:sz w:val="16"/>
               </w:rPr>
-              <w:t xml:space="preserve">FAI-A11</w:t>
+            </w:r>
+            <w:r>
+              <w:rPr>
+                <w:b/>
+                <w:sz w:val="16"/>
+              </w:rPr>
+              <w:t>FAI-A11</w:t>
             </w:r>
           </w:p>
         </w:tc>
@@ -6440,7 +6650,13 @@
               <w:rPr>
                 <w:sz w:val="16"/>
               </w:rPr>
-              <w:t xml:space="preserve">ZONE_ID electronic verification: read ADC voltage at pin 18 for all 5 zones and confirm correct resistor value per zone (ZM-01=10k, 02=22k, 03=47k, 04=100k, 05=220k ±5% ADC tolerance)</w:t>
+            </w:r>
+            <w:r>
+              <w:rPr>
+                <w:b w:val="0"/>
+                <w:sz w:val="16"/>
+              </w:rPr>
+              <w:t>UID auto-inventory verification: insert a known module type at a sampled socket; confirm np_module_map reports the correct type via UID-based auto-inventory (no ZONE_ID resistor — that mechanism is retired)</w:t>
             </w:r>
           </w:p>
         </w:tc>
@@ -6454,7 +6670,13 @@
               <w:rPr>
                 <w:sz w:val="16"/>
               </w:rPr>
-              <w:t xml:space="preserve">Hub MCU diagnostic mode (or bench ADC measurement)</w:t>
+            </w:r>
+            <w:r>
+              <w:rPr>
+                <w:b w:val="0"/>
+                <w:sz w:val="16"/>
+              </w:rPr>
+              <w:t>Hub MCU diagnostic mode / app inventory view</w:t>
             </w:r>
           </w:p>
         </w:tc>
@@ -6468,7 +6690,13 @@
               <w:rPr>
                 <w:sz w:val="16"/>
               </w:rPr>
-              <w:t xml:space="preserve">All 5 zones read correct ID within ±5% band. Any zone outside band → reject module lot.</w:t>
+            </w:r>
+            <w:r>
+              <w:rPr>
+                <w:b w:val="0"/>
+                <w:sz w:val="16"/>
+              </w:rPr>
+              <w:t>Reported module type at the socket matches the physical module inserted, within the poll interval specified in docs/np_hex_zm_001.md §4</w:t>
             </w:r>
           </w:p>
         </w:tc>
@@ -6512,7 +6740,13 @@
               <w:rPr>
                 <w:sz w:val="16"/>
               </w:rPr>
-              <w:t xml:space="preserve">FAI-A12</w:t>
+            </w:r>
+            <w:r>
+              <w:rPr>
+                <w:b/>
+                <w:sz w:val="16"/>
+              </w:rPr>
+              <w:t>FAI-A12</w:t>
             </w:r>
           </w:p>
         </w:tc>
@@ -6526,7 +6760,13 @@
               <w:rPr>
                 <w:sz w:val="16"/>
               </w:rPr>
-              <w:t xml:space="preserve">[BLOCKING] Wrong-zone ENABLE block: insert ZM-02 module into ZM-01 slot; confirm firmware asserts FAULT, blocks ENABLE, and issues audio alert via bone conduction</w:t>
+            </w:r>
+            <w:r>
+              <w:rPr>
+                <w:b w:val="0"/>
+                <w:sz w:val="16"/>
+              </w:rPr>
+              <w:t>[BLOCKING] Type-mismatch rejection: attempt to run a protocol whose module map excludes the module type actually inserted at a required socket (e.g. T1-A where T1-B is required); confirm the app blocks the protocol before session start</w:t>
             </w:r>
           </w:p>
         </w:tc>
@@ -6540,7 +6780,13 @@
               <w:rPr>
                 <w:sz w:val="16"/>
               </w:rPr>
-              <w:t xml:space="preserve">Live firmware test</w:t>
+            </w:r>
+            <w:r>
+              <w:rPr>
+                <w:b w:val="0"/>
+                <w:sz w:val="16"/>
+              </w:rPr>
+              <w:t>Live app + firmware test — np_module_map_check_placement()</w:t>
             </w:r>
           </w:p>
         </w:tc>
@@ -6554,7 +6800,13 @@
               <w:rPr>
                 <w:sz w:val="16"/>
               </w:rPr>
-              <w:t xml:space="preserve">ENABLE held low within 200 ms of module insertion. Bone conduction announces 'Wrong module' within 3 s. Session cannot start.</w:t>
+            </w:r>
+            <w:r>
+              <w:rPr>
+                <w:b w:val="0"/>
+                <w:sz w:val="16"/>
+              </w:rPr>
+              <w:t>Session blocked before any stimulation/PBM enable. Unmet socket + required type reported to the user via the app.</w:t>
             </w:r>
           </w:p>
         </w:tc>
@@ -6598,7 +6850,13 @@
               <w:rPr>
                 <w:sz w:val="16"/>
               </w:rPr>
-              <w:t xml:space="preserve">FAI-A13</w:t>
+            </w:r>
+            <w:r>
+              <w:rPr>
+                <w:b/>
+                <w:sz w:val="16"/>
+              </w:rPr>
+              <w:t>FAI-A13</w:t>
             </w:r>
           </w:p>
         </w:tc>
@@ -6612,7 +6870,13 @@
               <w:rPr>
                 <w:sz w:val="16"/>
               </w:rPr>
-              <w:t>Correct-zone audio confirmation: insert all 5 modules correctly; confirm bone conduction announces correct zone name for each zone during headset initialization sequence</w:t>
+            </w:r>
+            <w:r>
+              <w:rPr>
+                <w:b w:val="0"/>
+                <w:sz w:val="16"/>
+              </w:rPr>
+              <w:t>[BLOCKING] Placement-check software gate: configure a protocol whose module map requires an EEG-capable module at a given socket; leave that socket unpopulated or populate it with a non-EEG module; confirm the app blocks the protocol and identifies the unmet socket</w:t>
             </w:r>
           </w:p>
         </w:tc>
@@ -6626,7 +6890,13 @@
               <w:rPr>
                 <w:sz w:val="16"/>
               </w:rPr>
-              <w:t xml:space="preserve">Live firmware test; listen to bone conduction output</w:t>
+            </w:r>
+            <w:r>
+              <w:rPr>
+                <w:b w:val="0"/>
+                <w:sz w:val="16"/>
+              </w:rPr>
+              <w:t>Live app + firmware test — np_module_map_check_placement()</w:t>
             </w:r>
           </w:p>
         </w:tc>
@@ -6640,7 +6910,13 @@
               <w:rPr>
                 <w:sz w:val="16"/>
               </w:rPr>
-              <w:t xml:space="preserve">All 5 zone names announced correctly and in sequence. Audio intelligible at normal ambient noise level (≤60 dB background).</w:t>
+            </w:r>
+            <w:r>
+              <w:rPr>
+                <w:b w:val="0"/>
+                <w:sz w:val="16"/>
+              </w:rPr>
+              <w:t>Protocol is disabled with the specific unmet socket identified to the user. Protocol becomes runnable immediately once a matching module is inserted at that socket — no other action required.</w:t>
             </w:r>
           </w:p>
         </w:tc>
@@ -6684,7 +6960,13 @@
               <w:rPr>
                 <w:sz w:val="16"/>
               </w:rPr>
-              <w:t xml:space="preserve">FAI-A14</w:t>
+            </w:r>
+            <w:r>
+              <w:rPr>
+                <w:b/>
+                <w:sz w:val="16"/>
+              </w:rPr>
+              <w:t>FAI-A14</w:t>
             </w:r>
           </w:p>
         </w:tc>
@@ -6698,7 +6980,13 @@
               <w:rPr>
                 <w:sz w:val="16"/>
               </w:rPr>
-              <w:t xml:space="preserve">Mechanical key exclusion test: attempt to insert each zone module into each wrong slot (ZM-01 → slots 2–5, etc.); confirm mechanical key prevents insertion in all incorrect slot/module combinations</w:t>
+            </w:r>
+            <w:r>
+              <w:rPr>
+                <w:b w:val="0"/>
+                <w:sz w:val="16"/>
+              </w:rPr>
+              <w:t>Mixed-type insertion: populate a representative cluster with a mix of T1-A/B/C module types in arbitrary sockets; confirm all types insert, seat, and are correctly identified regardless of socket position</w:t>
             </w:r>
           </w:p>
         </w:tc>
@@ -6712,7 +7000,13 @@
               <w:rPr>
                 <w:sz w:val="16"/>
               </w:rPr>
-              <w:t xml:space="preserve">Physical manual test — 20 wrong-slot attempts per unit</w:t>
+            </w:r>
+            <w:r>
+              <w:rPr>
+                <w:b w:val="0"/>
+                <w:sz w:val="16"/>
+              </w:rPr>
+              <w:t>Physical + firmware test</w:t>
             </w:r>
           </w:p>
         </w:tc>
@@ -6726,7 +7020,13 @@
               <w:rPr>
                 <w:sz w:val="16"/>
               </w:rPr>
-              <w:t xml:space="preserve">Zero incorrect insertions possible. Module must be fully stopped by mechanical key before FPC tail contacts ZIF. Any mis-insertion possible → halt, escalate.</w:t>
+            </w:r>
+            <w:r>
+              <w:rPr>
+                <w:b w:val="0"/>
+                <w:sz w:val="16"/>
+              </w:rPr>
+              <w:t>Every type-agnostic combination inserts and is correctly identified. No socket position is type-restricted, per docs/np_hex_zm_001.md §4a "any type inserts into any socket."</w:t>
             </w:r>
           </w:p>
         </w:tc>
@@ -8218,7 +8518,13 @@
               <w:rPr>
                 <w:sz w:val="16"/>
               </w:rPr>
-              <w:t>FPC exit bend (Segment A) — physical radius check with radius gauge: all 5 zones</w:t>
+            </w:r>
+            <w:r>
+              <w:rPr>
+                <w:b w:val="0"/>
+                <w:sz w:val="16"/>
+              </w:rPr>
+              <w:t>NEEDS REVIEW — was scoped to the retired 5-zone-slot FPC routing architecture (RISK-11/RISK-17). The hex-tile/socket architecture (NP-HEX-ZM-001) per-socket interconnect this test would run against is not yet designed (see MECH-1/MECH-2/SMART-1 in docs/np_hex_zm_001.md §7). Cannot be executed as written.</w:t>
             </w:r>
           </w:p>
         </w:tc>
@@ -8240,13 +8546,21 @@
           <w:tcPr>
             <w:tcW w:type="dxa" w:w="2232"/>
             <w:shd w:val="clear" w:color="auto" w:fill="F5F5F5"/>
-          </w:tcPr>
-          <w:p>
-            <w:r>
-              <w:rPr>
-                <w:sz w:val="16"/>
-              </w:rPr>
-              <w:t>≥ 25 mm at all Segment A points. Any zone &lt; 20 mm → halt and escalate</w:t>
+            <w:shd w:val="clear" w:color="auto" w:fill="FFE699"/>
+          </w:tcPr>
+          <w:p>
+            <w:r>
+              <w:rPr>
+                <w:sz w:val="16"/>
+              </w:rPr>
+            </w:r>
+            <w:r>
+              <w:rPr>
+                <w:b/>
+                <w:color w:val="BF6000"/>
+                <w:sz w:val="16"/>
+              </w:rPr>
+              <w:t>NEEDS RE-SCOPE once hex-tile interconnect design exists</w:t>
             </w:r>
           </w:p>
         </w:tc>
@@ -9757,6 +10071,12 @@
                 <w:b/>
                 <w:sz w:val="16"/>
               </w:rPr>
+            </w:r>
+            <w:r>
+              <w:rPr>
+                <w:b/>
+                <w:sz w:val="16"/>
+              </w:rPr>
               <w:t>FAI-SY01</w:t>
             </w:r>
           </w:p>
@@ -9771,7 +10091,13 @@
               <w:rPr>
                 <w:sz w:val="16"/>
               </w:rPr>
-              <w:t>All 5 zones illuminate at 25% duty cycle — app confirms zone active, photodiode returns nonzero dose reading</w:t>
+            </w:r>
+            <w:r>
+              <w:rPr>
+                <w:b w:val="0"/>
+                <w:sz w:val="16"/>
+              </w:rPr>
+              <w:t>All populated sockets illuminate at 25% duty cycle when the "All" zone (protocols/predefined/00-zones.npps) is activated — app confirms socket-level active status, photodiode returns nonzero dose reading per populated socket</w:t>
             </w:r>
           </w:p>
         </w:tc>
@@ -9785,6 +10111,12 @@
               <w:rPr>
                 <w:sz w:val="16"/>
               </w:rPr>
+            </w:r>
+            <w:r>
+              <w:rPr>
+                <w:b w:val="0"/>
+                <w:sz w:val="16"/>
+              </w:rPr>
               <w:t>App UI, firmware telemetry</w:t>
             </w:r>
           </w:p>
@@ -9799,7 +10131,13 @@
               <w:rPr>
                 <w:sz w:val="16"/>
               </w:rPr>
-              <w:t>All 5 zones report active; J/cm² &gt; 0 for each zone</w:t>
+            </w:r>
+            <w:r>
+              <w:rPr>
+                <w:b w:val="0"/>
+                <w:sz w:val="16"/>
+              </w:rPr>
+              <w:t>Every populated socket reports active; J/cm² &gt; 0 for each</w:t>
             </w:r>
           </w:p>
         </w:tc>
@@ -9842,6 +10180,12 @@
                 <w:b/>
                 <w:sz w:val="16"/>
               </w:rPr>
+            </w:r>
+            <w:r>
+              <w:rPr>
+                <w:b/>
+                <w:sz w:val="16"/>
+              </w:rPr>
               <w:t>FAI-SY02</w:t>
             </w:r>
           </w:p>
@@ -9856,7 +10200,13 @@
               <w:rPr>
                 <w:sz w:val="16"/>
               </w:rPr>
-              <w:t>Zone-selective deactivation: deactivate Zone 1 only; confirm Zones 2–5 remain active and Zone 1 extinguishes</w:t>
+            </w:r>
+            <w:r>
+              <w:rPr>
+                <w:b w:val="0"/>
+                <w:sz w:val="16"/>
+              </w:rPr>
+              <w:t>Zone-selective deactivation: activate the "Frontal Left" zone only (protocols/predefined/00-zones.npps); confirm its member sockets are active and all sockets outside it remain inactive</w:t>
             </w:r>
           </w:p>
         </w:tc>
@@ -9870,6 +10220,12 @@
               <w:rPr>
                 <w:sz w:val="16"/>
               </w:rPr>
+            </w:r>
+            <w:r>
+              <w:rPr>
+                <w:b w:val="0"/>
+                <w:sz w:val="16"/>
+              </w:rPr>
               <w:t>App UI</w:t>
             </w:r>
           </w:p>
@@ -9884,7 +10240,13 @@
               <w:rPr>
                 <w:sz w:val="16"/>
               </w:rPr>
-              <w:t>Correct zone isolation confirmed</w:t>
+            </w:r>
+            <w:r>
+              <w:rPr>
+                <w:b w:val="0"/>
+                <w:sz w:val="16"/>
+              </w:rPr>
+              <w:t>Correct zone-membership isolation confirmed against the 00-zones.npps socket list</w:t>
             </w:r>
           </w:p>
         </w:tc>
@@ -11865,7 +12227,13 @@
               <w:rPr>
                 <w:sz w:val="16"/>
               </w:rPr>
-              <w:t>Zone keying — color-blind + blind-accessible</w:t>
+            </w:r>
+            <w:r>
+              <w:rPr>
+                <w:b w:val="0"/>
+                <w:sz w:val="16"/>
+              </w:rPr>
+              <w:t>Zone keying — eliminated by hex-tile/socket architecture (NP-HEX-ZM-001); universal orientation key + software placement-check</w:t>
             </w:r>
           </w:p>
         </w:tc>
@@ -11878,7 +12246,13 @@
               <w:rPr>
                 <w:sz w:val="16"/>
               </w:rPr>
-              <w:t xml:space="preserve">FAI-A09, FAI-A10, FAI-A11, FAI-A12, FAI-A13, FAI-A14</w:t>
+            </w:r>
+            <w:r>
+              <w:rPr>
+                <w:b w:val="0"/>
+                <w:sz w:val="16"/>
+              </w:rPr>
+              <w:t>FAI-A09, FAI-A10, FAI-A11, FAI-A12, FAI-A13, FAI-A14 (all corrected)</w:t>
             </w:r>
           </w:p>
         </w:tc>
@@ -11886,13 +12260,21 @@
           <w:tcPr>
             <w:tcW w:w="2592" w:type="dxa"/>
             <w:shd w:val="clear" w:color="auto" w:fill="E2EFDA"/>
-          </w:tcPr>
-          <w:p>
-            <w:r>
-              <w:rPr>
-                <w:sz w:val="16"/>
-              </w:rPr>
-              <w:t xml:space="preserve">MITIGATED (this FAI)</w:t>
+            <w:shd w:val="clear" w:color="auto" w:fill="E2EFDA"/>
+          </w:tcPr>
+          <w:p>
+            <w:r>
+              <w:rPr>
+                <w:sz w:val="16"/>
+              </w:rPr>
+            </w:r>
+            <w:r>
+              <w:rPr>
+                <w:b/>
+                <w:color w:val="007000"/>
+                <w:sz w:val="16"/>
+              </w:rPr>
+              <w:t>MITIGATED (this FAI, corrected)</w:t>
             </w:r>
           </w:p>
         </w:tc>
